--- a/chapters/estimation-handout.docx
+++ b/chapters/estimation-handout.docx
@@ -2265,7 +2265,7 @@
               <w:t xml:space="preserve"> </w:t>
             </w:r>
             <w:r>
-              <w:t xml:space="preserve">heights, except for the two most extreme; that is, if we re-order the</w:t>
+              <w:t xml:space="preserve">heights, except for the two most extreme; specifically, if we re-order the</w:t>
             </w:r>
             <w:r>
               <w:t xml:space="preserve"> </w:t>
@@ -7011,7 +7011,7 @@
                 <w:b/>
                 <w:bCs/>
               </w:rPr>
-              <w:t xml:space="preserve">Definition 10 (unbiased estimator)</w:t>
+              <w:t xml:space="preserve">Definition 10 (Unbiased estimator)</w:t>
             </w:r>
             <w:r>
               <w:t xml:space="preserve"> </w:t>
@@ -7162,7 +7162,7 @@
                 <w:b/>
                 <w:bCs/>
               </w:rPr>
-              <w:t xml:space="preserve">Theorem 3 (properties of unbiased estimators)</w:t>
+              <w:t xml:space="preserve">Theorem 3 (Properties of unbiased estimators)</w:t>
             </w:r>
             <w:r>
               <w:t xml:space="preserve"> </w:t>
@@ -8569,7 +8569,13 @@
               </m:acc>
             </m:oMath>
             <w:r>
-              <w:t xml:space="preserve">; that is:</w:t>
+              <w:t xml:space="preserve">;</w:t>
+            </w:r>
+            <w:r>
+              <w:t xml:space="preserve"> </w:t>
+            </w:r>
+            <w:r>
+              <w:t xml:space="preserve">specifically:</w:t>
             </w:r>
           </w:p>
           <w:p>

--- a/chapters/estimation-handout.docx
+++ b/chapters/estimation-handout.docx
@@ -15618,7 +15618,7 @@
               <w:pStyle w:val="FirstParagraph"/>
             </w:pPr>
             <w:r>
-              <w:t xml:space="preserve">Note: this is a biased estimator of</w:t>
+              <w:t xml:space="preserve">Note: this maximum likelihood estimator is a biased estimator of</w:t>
             </w:r>
             <w:r>
               <w:t xml:space="preserve"> </w:t>
@@ -20545,7 +20545,7 @@
               <w:t xml:space="preserve"> </w:t>
             </w:r>
             <w:r>
-              <w:t xml:space="preserve">Compute the second derivative and verify this is a maximum.</w:t>
+              <w:t xml:space="preserve">Compute the second derivative and verify this critical point is a maximum.</w:t>
             </w:r>
           </w:p>
           <w:p>
